--- a/Planning_Mensuel_ADECOB_Rufus_Akande.docx
+++ b/Planning_Mensuel_ADECOB_Rufus_Akande.docx
@@ -2858,6 +2858,16 @@
               </w:rPr>
               <w:t>▪ Sécurité</w:t>
             </w:r>
+            <w:r>
+              <w:rPr>
+                <w:b/>
+                <w:bCs/>
+                <w:color w:val="0C447C"/>
+                <w:sz w:val="17"/>
+                <w:szCs w:val="17"/>
+              </w:rPr>
+              <w:t xml:space="preserve">  </w:t>
+            </w:r>
           </w:p>
         </w:tc>
       </w:tr>
@@ -3730,9 +3740,22 @@
     </w:p>
     <w:p>
       <w:r>
-        <w:br w:type="page"/>
+        <w:t>Semaine 2 validé</w:t>
       </w:r>
     </w:p>
+    <w:p/>
+    <w:p/>
+    <w:p/>
+    <w:p/>
+    <w:p/>
+    <w:p/>
+    <w:p/>
+    <w:p/>
+    <w:p/>
+    <w:p/>
+    <w:p/>
+    <w:p/>
+    <w:p/>
     <w:p>
       <w:pPr>
         <w:pStyle w:val="Titre1"/>
@@ -8164,15 +8187,7 @@
       </w:r>
       <w:proofErr w:type="spellEnd"/>
       <w:r>
-        <w:t xml:space="preserve"> </w:t>
-      </w:r>
-      <w:proofErr w:type="spellStart"/>
-      <w:r>
-        <w:t>la</w:t>
-      </w:r>
-      <w:proofErr w:type="spellEnd"/>
-      <w:r>
-        <w:t xml:space="preserve"> connexion, un espace pour les administrateurs </w:t>
+        <w:t xml:space="preserve"> la connexion, un espace pour les administrateurs </w:t>
       </w:r>
       <w:proofErr w:type="spellStart"/>
       <w:proofErr w:type="gramStart"/>
@@ -8270,7 +8285,15 @@
       </w:r>
       <w:proofErr w:type="gramEnd"/>
       <w:r>
-        <w:t xml:space="preserve"> super admin il est aussi l’administrateurs générale ajouter par défaut dans la base de donnée , les administrateurs généraux il sont aussi des super admin ils sont ajouter par le </w:t>
+        <w:t xml:space="preserve"> super admin il est aussi l’administrateurs générale ajouter par défaut dans la base de donnée , les administrateurs généraux il sont aussi des super admin ils sont </w:t>
+      </w:r>
+      <w:proofErr w:type="spellStart"/>
+      <w:r>
+        <w:t>ajouter</w:t>
+      </w:r>
+      <w:proofErr w:type="spellEnd"/>
+      <w:r>
+        <w:t xml:space="preserve"> par le </w:t>
       </w:r>
       <w:proofErr w:type="spellStart"/>
       <w:r>
@@ -8650,15 +8673,7 @@
       </w:r>
       <w:proofErr w:type="spellEnd"/>
       <w:r>
-        <w:t xml:space="preserve">, en tant qu'expert dans la gestion des projets et la gestion des plateformes, je veux que tu m'aides à reclarifier les autorisations. Ici, nous avons les administrateurs, nous avons également les administrateurs par commune, et nous avons les agents qui s'occupent de la collecte. Et nous avons également les publics. Alors, les administrateurs, c'est qui ? Il faut comprendre que les </w:t>
-      </w:r>
-      <w:proofErr w:type="gramStart"/>
-      <w:r>
-        <w:t>administrateurs</w:t>
-      </w:r>
-      <w:proofErr w:type="gramEnd"/>
-      <w:r>
-        <w:t xml:space="preserve">, ce sont ceux-là, ceux-là qui ont un accès complet sur toute la plateforme. Donc eux, les administrateurs, eux, ils verront un </w:t>
+        <w:t xml:space="preserve">, en tant qu'expert dans la gestion des projets et la gestion des plateformes, je veux que tu m'aides à reclarifier les autorisations. Ici, nous avons les administrateurs, nous avons également les administrateurs par commune, et nous avons les agents qui s'occupent de la collecte. Et nous avons également les publics. Alors, les administrateurs, c'est qui ? Il faut comprendre que les administrateurs, ce sont ceux-là, ceux-là qui ont un accès complet sur toute la plateforme. Donc eux, les administrateurs, eux, ils verront un </w:t>
       </w:r>
       <w:proofErr w:type="spellStart"/>
       <w:r>
@@ -9680,6 +9695,7 @@
   <w:style w:type="character" w:default="1" w:styleId="Policepardfaut">
     <w:name w:val="Default Paragraph Font"/>
     <w:uiPriority w:val="1"/>
+    <w:semiHidden/>
     <w:unhideWhenUsed/>
   </w:style>
   <w:style w:type="table" w:default="1" w:styleId="TableauNormal">
